--- a/ML/ML_6/13-Jun-2026_ML6_Testing_Regularization_Notes.docx
+++ b/ML/ML_6/13-Jun-2026_ML6_Testing_Regularization_Notes.docx
@@ -52,7 +52,7 @@
           <w:sz w:val="20"/>
           <w:szCs w:val="20"/>
         </w:rPr>
-        <w:t xml:space="preserve">ColumnTransformer Practical  |  Production Deployment  |  Regularization  |  L1/Lasso Intro</w:t>
+        <w:t xml:space="preserve">ColumnTransformer Practical  |  Production Deployment  |  Regularization  |  L1/Lasso Intro  |  Senior Engineer Notes</w:t>
       </w:r>
     </w:p>
     <w:p>
@@ -12038,6 +12038,795 @@
     </w:tbl>
     <w:p>
       <w:pPr>
+        <w:spacing w:after="0" w:before="360"/>
+      </w:pPr>
+      <w:r>
+        <w:t xml:space="preserve"> </w:t>
+      </w:r>
+    </w:p>
+    <w:p>
+      <w:pPr>
+        <w:pStyle w:val="Heading1"/>
+        <w:shd w:fill="0D1F3C" w:val="clear"/>
+        <w:spacing w:after="160" w:before="360"/>
+        <w:ind w:left="160"/>
+      </w:pPr>
+      <w:r>
+        <w:rPr>
+          <w:rFonts w:ascii="Arial" w:cs="Arial" w:eastAsia="Arial" w:hAnsi="Arial"/>
+          <w:b/>
+          <w:bCs/>
+          <w:color w:val="FFFFFF"/>
+          <w:sz w:val="34"/>
+          <w:szCs w:val="34"/>
+        </w:rPr>
+        <w:t xml:space="preserve">9. Senior Engineer Notes — What Experience Adds Beyond the Theory</w:t>
+      </w:r>
+    </w:p>
+    <w:p>
+      <w:pPr>
+        <w:spacing w:after="120" w:before="80"/>
+      </w:pPr>
+      <w:r>
+        <w:rPr>
+          <w:rFonts w:ascii="Arial" w:cs="Arial" w:eastAsia="Arial" w:hAnsi="Arial"/>
+          <w:color w:val="1F2937"/>
+          <w:sz w:val="22"/>
+          <w:szCs w:val="22"/>
+        </w:rPr>
+        <w:t xml:space="preserve">Everything above is correct and matches the lecture. This section adds the layer that usually only shows up after you’ve been burned by it once in a real project — the gap between “the math checks out” and “this works reliably in production.”</w:t>
+      </w:r>
+    </w:p>
+    <w:p>
+      <w:pPr>
+        <w:pStyle w:val="Heading2"/>
+        <w:shd w:fill="C2410C" w:val="clear"/>
+        <w:spacing w:after="110" w:before="260"/>
+        <w:ind w:left="120"/>
+      </w:pPr>
+      <w:r>
+        <w:rPr>
+          <w:rFonts w:ascii="Arial" w:cs="Arial" w:eastAsia="Arial" w:hAnsi="Arial"/>
+          <w:b/>
+          <w:bCs/>
+          <w:color w:val="FFFFFF"/>
+          <w:sz w:val="26"/>
+          <w:szCs w:val="26"/>
+        </w:rPr>
+        <w:t xml:space="preserve">9.1  ColumnTransformer’s “15 Lines → 1 Object” Pitch Hides a Debugging Cost</w:t>
+      </w:r>
+    </w:p>
+    <w:p>
+      <w:pPr>
+        <w:spacing w:after="0" w:before="30"/>
+      </w:pPr>
+      <w:r>
+        <w:t xml:space="preserve"> </w:t>
+      </w:r>
+    </w:p>
+    <w:tbl>
+      <w:tblPr>
+        <w:tblW w:type="dxa" w:w="9360"/>
+        <w:tblBorders>
+          <w:top w:val="single" w:color="auto" w:sz="4"/>
+          <w:left w:val="single" w:color="auto" w:sz="4"/>
+          <w:bottom w:val="single" w:color="auto" w:sz="4"/>
+          <w:right w:val="single" w:color="auto" w:sz="4"/>
+          <w:insideH w:val="single" w:color="auto" w:sz="4"/>
+          <w:insideV w:val="single" w:color="auto" w:sz="4"/>
+        </w:tblBorders>
+      </w:tblPr>
+      <w:tblGrid>
+        <w:gridCol w:w="9360"/>
+      </w:tblGrid>
+      <w:tr>
+        <w:tc>
+          <w:tcPr>
+            <w:tcW w:type="dxa" w:w="9360"/>
+            <w:tcBorders>
+              <w:top w:val="none" w:color="FFFFFF" w:sz="0"/>
+              <w:left w:val="none" w:color="FFFFFF" w:sz="0"/>
+              <w:bottom w:val="none" w:color="FFFFFF" w:sz="0"/>
+              <w:right w:val="none" w:color="FFFFFF" w:sz="0"/>
+            </w:tcBorders>
+            <w:shd w:fill="FEE2E2" w:val="clear"/>
+            <w:tcMar>
+              <w:top w:type="dxa" w:w="120"/>
+              <w:left w:type="dxa" w:w="200"/>
+              <w:bottom w:type="dxa" w:w="120"/>
+              <w:right w:type="dxa" w:w="200"/>
+            </w:tcMar>
+          </w:tcPr>
+          <w:p>
+            <w:pPr>
+              <w:spacing w:after="40" w:before="40"/>
+            </w:pPr>
+            <w:r>
+              <w:rPr>
+                <w:rFonts w:ascii="Arial" w:cs="Arial" w:eastAsia="Arial" w:hAnsi="Arial"/>
+                <w:b/>
+                <w:bCs/>
+                <w:color w:val="B91C1C"/>
+                <w:sz w:val="22"/>
+                <w:szCs w:val="22"/>
+              </w:rPr>
+              <w:t xml:space="preserve">⚠️  One object hides five different fit failure modes, not just five lines of code.  </w:t>
+            </w:r>
+            <w:r>
+              <w:rPr>
+                <w:rFonts w:ascii="Arial" w:cs="Arial" w:eastAsia="Arial" w:hAnsi="Arial"/>
+                <w:color w:val="1F2937"/>
+                <w:sz w:val="22"/>
+                <w:szCs w:val="22"/>
+              </w:rPr>
+              <w:t xml:space="preserve">When ColumnTransformer.fit_transform() throws an error, the traceback often points at the ColumnTransformer call itself, not at which inner transformer or which column actually failed — collapsing 15 lines into one object also collapses 15 separate, easy-to-localize failure points into one error message that requires manually checking each branch. In production, always keep a quick way to fit each transformer branch in isolation (e.g. preprocessor.named_transformers_['cat'].transform(X[['chas','rad']])) for debugging, rather than only ever calling the combined object.</w:t>
+            </w:r>
+          </w:p>
+        </w:tc>
+      </w:tr>
+    </w:tbl>
+    <w:p>
+      <w:pPr>
+        <w:spacing w:after="0" w:before="100"/>
+      </w:pPr>
+      <w:r>
+        <w:t xml:space="preserve"> </w:t>
+      </w:r>
+    </w:p>
+    <w:p>
+      <w:pPr>
+        <w:pStyle w:val="Heading2"/>
+        <w:shd w:fill="C2410C" w:val="clear"/>
+        <w:spacing w:after="110" w:before="260"/>
+        <w:ind w:left="120"/>
+      </w:pPr>
+      <w:r>
+        <w:rPr>
+          <w:rFonts w:ascii="Arial" w:cs="Arial" w:eastAsia="Arial" w:hAnsi="Arial"/>
+          <w:b/>
+          <w:bCs/>
+          <w:color w:val="FFFFFF"/>
+          <w:sz w:val="26"/>
+          <w:szCs w:val="26"/>
+        </w:rPr>
+        <w:t xml:space="preserve">9.2  remainder=‘passthrough’ Is a Silent Trap When New Columns Appear Later</w:t>
+      </w:r>
+    </w:p>
+    <w:p>
+      <w:pPr>
+        <w:spacing w:after="0" w:before="30"/>
+      </w:pPr>
+      <w:r>
+        <w:t xml:space="preserve"> </w:t>
+      </w:r>
+    </w:p>
+    <w:tbl>
+      <w:tblPr>
+        <w:tblW w:type="dxa" w:w="9360"/>
+        <w:tblBorders>
+          <w:top w:val="single" w:color="auto" w:sz="4"/>
+          <w:left w:val="single" w:color="auto" w:sz="4"/>
+          <w:bottom w:val="single" w:color="auto" w:sz="4"/>
+          <w:right w:val="single" w:color="auto" w:sz="4"/>
+          <w:insideH w:val="single" w:color="auto" w:sz="4"/>
+          <w:insideV w:val="single" w:color="auto" w:sz="4"/>
+        </w:tblBorders>
+      </w:tblPr>
+      <w:tblGrid>
+        <w:gridCol w:w="9360"/>
+      </w:tblGrid>
+      <w:tr>
+        <w:tc>
+          <w:tcPr>
+            <w:tcW w:type="dxa" w:w="9360"/>
+            <w:tcBorders>
+              <w:top w:val="none" w:color="FFFFFF" w:sz="0"/>
+              <w:left w:val="none" w:color="FFFFFF" w:sz="0"/>
+              <w:bottom w:val="none" w:color="FFFFFF" w:sz="0"/>
+              <w:right w:val="none" w:color="FFFFFF" w:sz="0"/>
+            </w:tcBorders>
+            <w:shd w:fill="FFEDD5" w:val="clear"/>
+            <w:tcMar>
+              <w:top w:type="dxa" w:w="120"/>
+              <w:left w:type="dxa" w:w="200"/>
+              <w:bottom w:type="dxa" w:w="120"/>
+              <w:right w:type="dxa" w:w="200"/>
+            </w:tcMar>
+          </w:tcPr>
+          <w:p>
+            <w:pPr>
+              <w:spacing w:after="40" w:before="40"/>
+            </w:pPr>
+            <w:r>
+              <w:rPr>
+                <w:rFonts w:ascii="Arial" w:cs="Arial" w:eastAsia="Arial" w:hAnsi="Arial"/>
+                <w:b/>
+                <w:bCs/>
+                <w:color w:val="C2410C"/>
+                <w:sz w:val="22"/>
+                <w:szCs w:val="22"/>
+              </w:rPr>
+              <w:t xml:space="preserve">⚠️  “Keep any columns not explicitly listed, unchanged” sounds safe — it isn’t once upstream data changes.  </w:t>
+            </w:r>
+            <w:r>
+              <w:rPr>
+                <w:rFonts w:ascii="Arial" w:cs="Arial" w:eastAsia="Arial" w:hAnsi="Arial"/>
+                <w:color w:val="1F2937"/>
+                <w:sz w:val="22"/>
+                <w:szCs w:val="22"/>
+              </w:rPr>
+              <w:t xml:space="preserve">If a new column is added upstream after the ColumnTransformer was fit (a common occurrence when an upstream team changes a data feed), remainder=‘passthrough’ quietly includes it in the output, unscaled and untransformed, sitting right alongside properly-processed numeric features — with no warning. This is a common, hard-to-spot source of degraded model performance after a schema change. remainder=‘drop’ combined with an explicit column allowlist, checked against the incoming dataframe’s columns before every fit, is the safer production default.</w:t>
+            </w:r>
+          </w:p>
+        </w:tc>
+      </w:tr>
+    </w:tbl>
+    <w:p>
+      <w:pPr>
+        <w:spacing w:after="0" w:before="100"/>
+      </w:pPr>
+      <w:r>
+        <w:t xml:space="preserve"> </w:t>
+      </w:r>
+    </w:p>
+    <w:p>
+      <w:pPr>
+        <w:pStyle w:val="Heading2"/>
+        <w:shd w:fill="C2410C" w:val="clear"/>
+        <w:spacing w:after="110" w:before="260"/>
+        <w:ind w:left="120"/>
+      </w:pPr>
+      <w:r>
+        <w:rPr>
+          <w:rFonts w:ascii="Arial" w:cs="Arial" w:eastAsia="Arial" w:hAnsi="Arial"/>
+          <w:b/>
+          <w:bCs/>
+          <w:color w:val="FFFFFF"/>
+          <w:sz w:val="26"/>
+          <w:szCs w:val="26"/>
+        </w:rPr>
+        <w:t xml:space="preserve">9.3  “Save Preprocessor and Model Separately” Is Riskier Than It Looks</w:t>
+      </w:r>
+    </w:p>
+    <w:p>
+      <w:pPr>
+        <w:spacing w:after="0" w:before="30"/>
+      </w:pPr>
+      <w:r>
+        <w:t xml:space="preserve"> </w:t>
+      </w:r>
+    </w:p>
+    <w:tbl>
+      <w:tblPr>
+        <w:tblW w:type="dxa" w:w="9360"/>
+        <w:tblBorders>
+          <w:top w:val="single" w:color="auto" w:sz="4"/>
+          <w:left w:val="single" w:color="auto" w:sz="4"/>
+          <w:bottom w:val="single" w:color="auto" w:sz="4"/>
+          <w:right w:val="single" w:color="auto" w:sz="4"/>
+          <w:insideH w:val="single" w:color="auto" w:sz="4"/>
+          <w:insideV w:val="single" w:color="auto" w:sz="4"/>
+        </w:tblBorders>
+      </w:tblPr>
+      <w:tblGrid>
+        <w:gridCol w:w="9360"/>
+      </w:tblGrid>
+      <w:tr>
+        <w:tc>
+          <w:tcPr>
+            <w:tcW w:type="dxa" w:w="9360"/>
+            <w:tcBorders>
+              <w:top w:val="none" w:color="FFFFFF" w:sz="0"/>
+              <w:left w:val="none" w:color="FFFFFF" w:sz="0"/>
+              <w:bottom w:val="none" w:color="FFFFFF" w:sz="0"/>
+              <w:right w:val="none" w:color="FFFFFF" w:sz="0"/>
+            </w:tcBorders>
+            <w:shd w:fill="FEE2E2" w:val="clear"/>
+            <w:tcMar>
+              <w:top w:type="dxa" w:w="120"/>
+              <w:left w:type="dxa" w:w="200"/>
+              <w:bottom w:type="dxa" w:w="120"/>
+              <w:right w:type="dxa" w:w="200"/>
+            </w:tcMar>
+          </w:tcPr>
+          <w:p>
+            <w:pPr>
+              <w:spacing w:after="40" w:before="40"/>
+            </w:pPr>
+            <w:r>
+              <w:rPr>
+                <w:rFonts w:ascii="Arial" w:cs="Arial" w:eastAsia="Arial" w:hAnsi="Arial"/>
+                <w:b/>
+                <w:bCs/>
+                <w:color w:val="B91C1C"/>
+                <w:sz w:val="22"/>
+                <w:szCs w:val="22"/>
+              </w:rPr>
+              <w:t xml:space="preserve">⚠️  Two separate .joblib files means two separate version numbers that can silently drift apart.  </w:t>
+            </w:r>
+            <w:r>
+              <w:rPr>
+                <w:rFonts w:ascii="Arial" w:cs="Arial" w:eastAsia="Arial" w:hAnsi="Arial"/>
+                <w:color w:val="1F2937"/>
+                <w:sz w:val="22"/>
+                <w:szCs w:val="22"/>
+              </w:rPr>
+              <w:t xml:space="preserve">Section 8.3’s checklist correctly says “separate .joblib files OR combine into one Pipeline” — in practice, the “separate files” option is the riskier one. If the preprocessor is retrained (new median for an imputer, new categories for an encoder) but the old model file isn’t redeployed in lockstep, or vice versa, the two objects become mismatched with no error thrown — predictions just become silently wrong. Wrapping preprocessor and model together in one sklearn Pipeline and saving that single object (the approach used from ML-9 onward) removes this entire class of versioning bug, which is why it’s the stronger default despite Section 8.3 presenting both as equally valid.</w:t>
+            </w:r>
+          </w:p>
+        </w:tc>
+      </w:tr>
+    </w:tbl>
+    <w:p>
+      <w:pPr>
+        <w:spacing w:after="0" w:before="100"/>
+      </w:pPr>
+      <w:r>
+        <w:t xml:space="preserve"> </w:t>
+      </w:r>
+    </w:p>
+    <w:p>
+      <w:pPr>
+        <w:pStyle w:val="Heading2"/>
+        <w:shd w:fill="C2410C" w:val="clear"/>
+        <w:spacing w:after="110" w:before="260"/>
+        <w:ind w:left="120"/>
+      </w:pPr>
+      <w:r>
+        <w:rPr>
+          <w:rFonts w:ascii="Arial" w:cs="Arial" w:eastAsia="Arial" w:hAnsi="Arial"/>
+          <w:b/>
+          <w:bCs/>
+          <w:color w:val="FFFFFF"/>
+          <w:sz w:val="26"/>
+          <w:szCs w:val="26"/>
+        </w:rPr>
+        <w:t xml:space="preserve">9.4  Target Encoding (Section 1’s Group ‘e’) Leaks Target Information If Not Done Carefully</w:t>
+      </w:r>
+    </w:p>
+    <w:p>
+      <w:pPr>
+        <w:spacing w:after="0" w:before="30"/>
+      </w:pPr>
+      <w:r>
+        <w:t xml:space="preserve"> </w:t>
+      </w:r>
+    </w:p>
+    <w:tbl>
+      <w:tblPr>
+        <w:tblW w:type="dxa" w:w="9360"/>
+        <w:tblBorders>
+          <w:top w:val="single" w:color="auto" w:sz="4"/>
+          <w:left w:val="single" w:color="auto" w:sz="4"/>
+          <w:bottom w:val="single" w:color="auto" w:sz="4"/>
+          <w:right w:val="single" w:color="auto" w:sz="4"/>
+          <w:insideH w:val="single" w:color="auto" w:sz="4"/>
+          <w:insideV w:val="single" w:color="auto" w:sz="4"/>
+        </w:tblBorders>
+      </w:tblPr>
+      <w:tblGrid>
+        <w:gridCol w:w="9360"/>
+      </w:tblGrid>
+      <w:tr>
+        <w:tc>
+          <w:tcPr>
+            <w:tcW w:type="dxa" w:w="9360"/>
+            <w:tcBorders>
+              <w:top w:val="none" w:color="FFFFFF" w:sz="0"/>
+              <w:left w:val="none" w:color="FFFFFF" w:sz="0"/>
+              <w:bottom w:val="none" w:color="FFFFFF" w:sz="0"/>
+              <w:right w:val="none" w:color="FFFFFF" w:sz="0"/>
+            </w:tcBorders>
+            <w:shd w:fill="FEE2E2" w:val="clear"/>
+            <w:tcMar>
+              <w:top w:type="dxa" w:w="120"/>
+              <w:left w:type="dxa" w:w="200"/>
+              <w:bottom w:type="dxa" w:w="120"/>
+              <w:right w:type="dxa" w:w="200"/>
+            </w:tcMar>
+          </w:tcPr>
+          <w:p>
+            <w:pPr>
+              <w:spacing w:after="40" w:before="40"/>
+            </w:pPr>
+            <w:r>
+              <w:rPr>
+                <w:rFonts w:ascii="Arial" w:cs="Arial" w:eastAsia="Arial" w:hAnsi="Arial"/>
+                <w:b/>
+                <w:bCs/>
+                <w:color w:val="B91C1C"/>
+                <w:sz w:val="22"/>
+                <w:szCs w:val="22"/>
+              </w:rPr>
+              <w:t xml:space="preserve">🚨  This is the most common real-world target-encoding bug, and it’s easy to miss in a notebook.  </w:t>
+            </w:r>
+            <w:r>
+              <w:rPr>
+                <w:rFonts w:ascii="Arial" w:cs="Arial" w:eastAsia="Arial" w:hAnsi="Arial"/>
+                <w:color w:val="1F2937"/>
+                <w:sz w:val="22"/>
+                <w:szCs w:val="22"/>
+              </w:rPr>
+              <w:t xml:space="preserve">Target encoding replaces a category with a statistic computed from the target column itself (e.g. mean target value per category) — which means the encoding for a given row is built using information that includes that row’s own label, unless it’s explicitly excluded. A naive TargetEncoder().fit_transform(X_train, y_train) followed by evaluating on the same encoded X_train will look artificially strong, because each row leaked a sliver of its own answer into its own feature. sklearn’s TargetEncoder handles this internally via cross-fitting, but a hand-rolled target encoder (common in take-home assignments and quick scripts) usually doesn’t — always confirm whether a target encoder cross-fits before trusting its train-set performance.</w:t>
+            </w:r>
+          </w:p>
+        </w:tc>
+      </w:tr>
+    </w:tbl>
+    <w:p>
+      <w:pPr>
+        <w:spacing w:after="0" w:before="100"/>
+      </w:pPr>
+      <w:r>
+        <w:t xml:space="preserve"> </w:t>
+      </w:r>
+    </w:p>
+    <w:p>
+      <w:pPr>
+        <w:pStyle w:val="Heading2"/>
+        <w:shd w:fill="C2410C" w:val="clear"/>
+        <w:spacing w:after="110" w:before="260"/>
+        <w:ind w:left="120"/>
+      </w:pPr>
+      <w:r>
+        <w:rPr>
+          <w:rFonts w:ascii="Arial" w:cs="Arial" w:eastAsia="Arial" w:hAnsi="Arial"/>
+          <w:b/>
+          <w:bCs/>
+          <w:color w:val="FFFFFF"/>
+          <w:sz w:val="26"/>
+          <w:szCs w:val="26"/>
+        </w:rPr>
+        <w:t xml:space="preserve">9.5  Quick-Glance Production Checklist</w:t>
+      </w:r>
+    </w:p>
+    <w:p>
+      <w:pPr>
+        <w:spacing w:after="0" w:before="30"/>
+      </w:pPr>
+      <w:r>
+        <w:t xml:space="preserve"> </w:t>
+      </w:r>
+    </w:p>
+    <w:tbl>
+      <w:tblPr>
+        <w:tblW w:type="dxa" w:w="9360"/>
+        <w:tblBorders>
+          <w:top w:val="single" w:color="auto" w:sz="4"/>
+          <w:left w:val="single" w:color="auto" w:sz="4"/>
+          <w:bottom w:val="single" w:color="auto" w:sz="4"/>
+          <w:right w:val="single" w:color="auto" w:sz="4"/>
+          <w:insideH w:val="single" w:color="auto" w:sz="4"/>
+          <w:insideV w:val="single" w:color="auto" w:sz="4"/>
+        </w:tblBorders>
+      </w:tblPr>
+      <w:tblGrid>
+        <w:gridCol w:w="4800"/>
+        <w:gridCol w:w="4560"/>
+      </w:tblGrid>
+      <w:tr>
+        <w:tc>
+          <w:tcPr>
+            <w:tcW w:type="dxa" w:w="4800"/>
+            <w:tcBorders>
+              <w:top w:val="single" w:color="D1D5DB" w:sz="1"/>
+              <w:left w:val="single" w:color="D1D5DB" w:sz="1"/>
+              <w:bottom w:val="single" w:color="D1D5DB" w:sz="1"/>
+              <w:right w:val="single" w:color="D1D5DB" w:sz="1"/>
+            </w:tcBorders>
+            <w:shd w:fill="0D1F3C" w:val="clear"/>
+            <w:tcMar>
+              <w:top w:type="dxa" w:w="90"/>
+              <w:left w:type="dxa" w:w="120"/>
+              <w:bottom w:type="dxa" w:w="90"/>
+              <w:right w:type="dxa" w:w="120"/>
+            </w:tcMar>
+          </w:tcPr>
+          <w:p>
+            <w:r>
+              <w:rPr>
+                <w:rFonts w:ascii="Arial" w:cs="Arial" w:eastAsia="Arial" w:hAnsi="Arial"/>
+                <w:b/>
+                <w:bCs/>
+                <w:color w:val="FFFFFF"/>
+                <w:sz w:val="20"/>
+                <w:szCs w:val="20"/>
+              </w:rPr>
+              <w:t xml:space="preserve">Before deploying this preprocessing setup, check:</w:t>
+            </w:r>
+          </w:p>
+        </w:tc>
+        <w:tc>
+          <w:tcPr>
+            <w:tcW w:type="dxa" w:w="4560"/>
+            <w:tcBorders>
+              <w:top w:val="single" w:color="D1D5DB" w:sz="1"/>
+              <w:left w:val="single" w:color="D1D5DB" w:sz="1"/>
+              <w:bottom w:val="single" w:color="D1D5DB" w:sz="1"/>
+              <w:right w:val="single" w:color="D1D5DB" w:sz="1"/>
+            </w:tcBorders>
+            <w:shd w:fill="0D1F3C" w:val="clear"/>
+            <w:tcMar>
+              <w:top w:type="dxa" w:w="90"/>
+              <w:left w:type="dxa" w:w="120"/>
+              <w:bottom w:type="dxa" w:w="90"/>
+              <w:right w:type="dxa" w:w="120"/>
+            </w:tcMar>
+          </w:tcPr>
+          <w:p>
+            <w:r>
+              <w:rPr>
+                <w:rFonts w:ascii="Arial" w:cs="Arial" w:eastAsia="Arial" w:hAnsi="Arial"/>
+                <w:b/>
+                <w:bCs/>
+                <w:color w:val="FFFFFF"/>
+                <w:sz w:val="20"/>
+                <w:szCs w:val="20"/>
+              </w:rPr>
+              <w:t xml:space="preserve">Why</w:t>
+            </w:r>
+          </w:p>
+        </w:tc>
+      </w:tr>
+      <w:tr>
+        <w:tc>
+          <w:tcPr>
+            <w:tcW w:type="dxa" w:w="4800"/>
+            <w:tcBorders>
+              <w:top w:val="single" w:color="D1D5DB" w:sz="1"/>
+              <w:left w:val="single" w:color="D1D5DB" w:sz="1"/>
+              <w:bottom w:val="single" w:color="D1D5DB" w:sz="1"/>
+              <w:right w:val="single" w:color="D1D5DB" w:sz="1"/>
+            </w:tcBorders>
+            <w:shd w:fill="FFFFFF" w:val="clear"/>
+            <w:tcMar>
+              <w:top w:type="dxa" w:w="80"/>
+              <w:left w:type="dxa" w:w="120"/>
+              <w:bottom w:type="dxa" w:w="80"/>
+              <w:right w:type="dxa" w:w="120"/>
+            </w:tcMar>
+          </w:tcPr>
+          <w:p>
+            <w:r>
+              <w:rPr>
+                <w:rFonts w:ascii="Arial" w:cs="Arial" w:eastAsia="Arial" w:hAnsi="Arial"/>
+                <w:b/>
+                <w:bCs/>
+                <w:color w:val="1F2937"/>
+                <w:sz w:val="20"/>
+                <w:szCs w:val="20"/>
+              </w:rPr>
+              <w:t xml:space="preserve">Can each transformer branch be tested/fit in isolation for debugging?</w:t>
+            </w:r>
+          </w:p>
+        </w:tc>
+        <w:tc>
+          <w:tcPr>
+            <w:tcW w:type="dxa" w:w="4560"/>
+            <w:tcBorders>
+              <w:top w:val="single" w:color="D1D5DB" w:sz="1"/>
+              <w:left w:val="single" w:color="D1D5DB" w:sz="1"/>
+              <w:bottom w:val="single" w:color="D1D5DB" w:sz="1"/>
+              <w:right w:val="single" w:color="D1D5DB" w:sz="1"/>
+            </w:tcBorders>
+            <w:shd w:fill="F3F4F6" w:val="clear"/>
+            <w:tcMar>
+              <w:top w:type="dxa" w:w="80"/>
+              <w:left w:type="dxa" w:w="120"/>
+              <w:bottom w:type="dxa" w:w="80"/>
+              <w:right w:type="dxa" w:w="120"/>
+            </w:tcMar>
+          </w:tcPr>
+          <w:p>
+            <w:r>
+              <w:rPr>
+                <w:rFonts w:ascii="Arial" w:cs="Arial" w:eastAsia="Arial" w:hAnsi="Arial"/>
+                <w:b w:val="false"/>
+                <w:bCs w:val="false"/>
+                <w:color w:val="1F2937"/>
+                <w:sz w:val="20"/>
+                <w:szCs w:val="20"/>
+              </w:rPr>
+              <w:t xml:space="preserve">A single combined error message hides which branch actually failed</w:t>
+            </w:r>
+          </w:p>
+        </w:tc>
+      </w:tr>
+      <w:tr>
+        <w:tc>
+          <w:tcPr>
+            <w:tcW w:type="dxa" w:w="4800"/>
+            <w:tcBorders>
+              <w:top w:val="single" w:color="D1D5DB" w:sz="1"/>
+              <w:left w:val="single" w:color="D1D5DB" w:sz="1"/>
+              <w:bottom w:val="single" w:color="D1D5DB" w:sz="1"/>
+              <w:right w:val="single" w:color="D1D5DB" w:sz="1"/>
+            </w:tcBorders>
+            <w:shd w:fill="F9FAFB" w:val="clear"/>
+            <w:tcMar>
+              <w:top w:type="dxa" w:w="80"/>
+              <w:left w:type="dxa" w:w="120"/>
+              <w:bottom w:type="dxa" w:w="80"/>
+              <w:right w:type="dxa" w:w="120"/>
+            </w:tcMar>
+          </w:tcPr>
+          <w:p>
+            <w:r>
+              <w:rPr>
+                <w:rFonts w:ascii="Arial" w:cs="Arial" w:eastAsia="Arial" w:hAnsi="Arial"/>
+                <w:b/>
+                <w:bCs/>
+                <w:color w:val="1F2937"/>
+                <w:sz w:val="20"/>
+                <w:szCs w:val="20"/>
+              </w:rPr>
+              <w:t xml:space="preserve">Is remainder=‘drop’ with an explicit allowlist used instead of ‘passthrough’?</w:t>
+            </w:r>
+          </w:p>
+        </w:tc>
+        <w:tc>
+          <w:tcPr>
+            <w:tcW w:type="dxa" w:w="4560"/>
+            <w:tcBorders>
+              <w:top w:val="single" w:color="D1D5DB" w:sz="1"/>
+              <w:left w:val="single" w:color="D1D5DB" w:sz="1"/>
+              <w:bottom w:val="single" w:color="D1D5DB" w:sz="1"/>
+              <w:right w:val="single" w:color="D1D5DB" w:sz="1"/>
+            </w:tcBorders>
+            <w:shd w:fill="FFFFFF" w:val="clear"/>
+            <w:tcMar>
+              <w:top w:type="dxa" w:w="80"/>
+              <w:left w:type="dxa" w:w="120"/>
+              <w:bottom w:type="dxa" w:w="80"/>
+              <w:right w:type="dxa" w:w="120"/>
+            </w:tcMar>
+          </w:tcPr>
+          <w:p>
+            <w:r>
+              <w:rPr>
+                <w:rFonts w:ascii="Arial" w:cs="Arial" w:eastAsia="Arial" w:hAnsi="Arial"/>
+                <w:b w:val="false"/>
+                <w:bCs w:val="false"/>
+                <w:color w:val="1F2937"/>
+                <w:sz w:val="20"/>
+                <w:szCs w:val="20"/>
+              </w:rPr>
+              <w:t xml:space="preserve">‘passthrough’ silently includes unscaled new columns if the upstream schema changes</w:t>
+            </w:r>
+          </w:p>
+        </w:tc>
+      </w:tr>
+      <w:tr>
+        <w:tc>
+          <w:tcPr>
+            <w:tcW w:type="dxa" w:w="4800"/>
+            <w:tcBorders>
+              <w:top w:val="single" w:color="D1D5DB" w:sz="1"/>
+              <w:left w:val="single" w:color="D1D5DB" w:sz="1"/>
+              <w:bottom w:val="single" w:color="D1D5DB" w:sz="1"/>
+              <w:right w:val="single" w:color="D1D5DB" w:sz="1"/>
+            </w:tcBorders>
+            <w:shd w:fill="F9FAFB" w:val="clear"/>
+            <w:tcMar>
+              <w:top w:type="dxa" w:w="80"/>
+              <w:left w:type="dxa" w:w="120"/>
+              <w:bottom w:type="dxa" w:w="80"/>
+              <w:right w:type="dxa" w:w="120"/>
+            </w:tcMar>
+          </w:tcPr>
+          <w:p>
+            <w:r>
+              <w:rPr>
+                <w:rFonts w:ascii="Arial" w:cs="Arial" w:eastAsia="Arial" w:hAnsi="Arial"/>
+                <w:b/>
+                <w:bCs/>
+                <w:color w:val="1F2937"/>
+                <w:sz w:val="20"/>
+                <w:szCs w:val="20"/>
+              </w:rPr>
+              <w:t xml:space="preserve">Is the preprocessor + model saved as ONE Pipeline object, not two separate files?</w:t>
+            </w:r>
+          </w:p>
+        </w:tc>
+        <w:tc>
+          <w:tcPr>
+            <w:tcW w:type="dxa" w:w="4560"/>
+            <w:tcBorders>
+              <w:top w:val="single" w:color="D1D5DB" w:sz="1"/>
+              <w:left w:val="single" w:color="D1D5DB" w:sz="1"/>
+              <w:bottom w:val="single" w:color="D1D5DB" w:sz="1"/>
+              <w:right w:val="single" w:color="D1D5DB" w:sz="1"/>
+            </w:tcBorders>
+            <w:shd w:fill="FFFFFF" w:val="clear"/>
+            <w:tcMar>
+              <w:top w:type="dxa" w:w="80"/>
+              <w:left w:type="dxa" w:w="120"/>
+              <w:bottom w:type="dxa" w:w="80"/>
+              <w:right w:type="dxa" w:w="120"/>
+            </w:tcMar>
+          </w:tcPr>
+          <w:p>
+            <w:r>
+              <w:rPr>
+                <w:rFonts w:ascii="Arial" w:cs="Arial" w:eastAsia="Arial" w:hAnsi="Arial"/>
+                <w:b w:val="false"/>
+                <w:bCs w:val="false"/>
+                <w:color w:val="1F2937"/>
+                <w:sz w:val="20"/>
+                <w:szCs w:val="20"/>
+              </w:rPr>
+              <w:t xml:space="preserve">Two separate files can drift out of sync with no error thrown</w:t>
+            </w:r>
+          </w:p>
+        </w:tc>
+      </w:tr>
+      <w:tr>
+        <w:tc>
+          <w:tcPr>
+            <w:tcW w:type="dxa" w:w="4800"/>
+            <w:tcBorders>
+              <w:top w:val="single" w:color="D1D5DB" w:sz="1"/>
+              <w:left w:val="single" w:color="D1D5DB" w:sz="1"/>
+              <w:bottom w:val="single" w:color="D1D5DB" w:sz="1"/>
+              <w:right w:val="single" w:color="D1D5DB" w:sz="1"/>
+            </w:tcBorders>
+            <w:shd w:fill="F9FAFB" w:val="clear"/>
+            <w:tcMar>
+              <w:top w:type="dxa" w:w="80"/>
+              <w:left w:type="dxa" w:w="120"/>
+              <w:bottom w:type="dxa" w:w="80"/>
+              <w:right w:type="dxa" w:w="120"/>
+            </w:tcMar>
+          </w:tcPr>
+          <w:p>
+            <w:r>
+              <w:rPr>
+                <w:rFonts w:ascii="Arial" w:cs="Arial" w:eastAsia="Arial" w:hAnsi="Arial"/>
+                <w:b/>
+                <w:bCs/>
+                <w:color w:val="1F2937"/>
+                <w:sz w:val="20"/>
+                <w:szCs w:val="20"/>
+              </w:rPr>
+              <w:t xml:space="preserve">If target encoding is used, does it cross-fit rather than encode using the full target column?</w:t>
+            </w:r>
+          </w:p>
+        </w:tc>
+        <w:tc>
+          <w:tcPr>
+            <w:tcW w:type="dxa" w:w="4560"/>
+            <w:tcBorders>
+              <w:top w:val="single" w:color="D1D5DB" w:sz="1"/>
+              <w:left w:val="single" w:color="D1D5DB" w:sz="1"/>
+              <w:bottom w:val="single" w:color="D1D5DB" w:sz="1"/>
+              <w:right w:val="single" w:color="D1D5DB" w:sz="1"/>
+            </w:tcBorders>
+            <w:shd w:fill="FFFFFF" w:val="clear"/>
+            <w:tcMar>
+              <w:top w:type="dxa" w:w="80"/>
+              <w:left w:type="dxa" w:w="120"/>
+              <w:bottom w:type="dxa" w:w="80"/>
+              <w:right w:type="dxa" w:w="120"/>
+            </w:tcMar>
+          </w:tcPr>
+          <w:p>
+            <w:r>
+              <w:rPr>
+                <w:rFonts w:ascii="Arial" w:cs="Arial" w:eastAsia="Arial" w:hAnsi="Arial"/>
+                <w:b w:val="false"/>
+                <w:bCs w:val="false"/>
+                <w:color w:val="1F2937"/>
+                <w:sz w:val="20"/>
+                <w:szCs w:val="20"/>
+              </w:rPr>
+              <w:t xml:space="preserve">Naive target encoding leaks each row’s own label into its own feature</w:t>
+            </w:r>
+          </w:p>
+        </w:tc>
+      </w:tr>
+    </w:tbl>
+    <w:p>
+      <w:pPr>
         <w:spacing w:after="0" w:before="120"/>
       </w:pPr>
       <w:r>
@@ -12057,7 +12846,7 @@
           <w:sz w:val="20"/>
           <w:szCs w:val="20"/>
         </w:rPr>
-        <w:t xml:space="preserve">  Date: 13 June 2026  |  ML-6: ColumnTransformer Practical, Production Deployment, Regularization (L1/Lasso)  |  End of Notes  </w:t>
+        <w:t xml:space="preserve">  Date: 13 June 2026  |  ML-6: ColumnTransformer Practical, Production Deployment, Regularization (L1/Lasso), Senior Engineer Notes  |  End of Notes  </w:t>
       </w:r>
     </w:p>
     <w:sectPr>
